--- a/deliverables/BiblioFlow-CR-BF-01-consegna-2026-10-13/documenti/03 - Report di esecuzione dei test pre-modifica.docx
+++ b/deliverables/BiblioFlow-CR-BF-01-consegna-2026-10-13/documenti/03 - Report di esecuzione dei test pre-modifica.docx
@@ -86,7 +86,7 @@
         <w:rPr>
           <w:rStyle w:val="VerbatimChar"/>
         </w:rPr>
-        <w:t>066f198</w:t>
+        <w:t>20efb4b</w:t>
       </w:r>
     </w:p>
     <w:p>
@@ -156,7 +156,7 @@
             </w:rPr>
             <w:fldChar w:fldCharType="separate"/>
           </w:r>
-          <w:hyperlink w:anchor="__RefHeading___Toc11261_3672760668">
+          <w:hyperlink w:anchor="__RefHeading___Toc11312_4122350189">
             <w:r>
               <w:rPr>
                 <w:webHidden/>
@@ -177,7 +177,7 @@
             </w:tabs>
             <w:rPr/>
           </w:pPr>
-          <w:hyperlink w:anchor="__RefHeading___Toc11263_3672760668">
+          <w:hyperlink w:anchor="__RefHeading___Toc11314_4122350189">
             <w:r>
               <w:rPr>
                 <w:webHidden/>
@@ -198,7 +198,7 @@
             </w:tabs>
             <w:rPr/>
           </w:pPr>
-          <w:hyperlink w:anchor="__RefHeading___Toc11265_3672760668">
+          <w:hyperlink w:anchor="__RefHeading___Toc11316_4122350189">
             <w:r>
               <w:rPr>
                 <w:webHidden/>
@@ -219,7 +219,7 @@
             </w:tabs>
             <w:rPr/>
           </w:pPr>
-          <w:hyperlink w:anchor="__RefHeading___Toc11267_3672760668">
+          <w:hyperlink w:anchor="__RefHeading___Toc11318_4122350189">
             <w:r>
               <w:rPr>
                 <w:webHidden/>
@@ -240,7 +240,7 @@
             </w:tabs>
             <w:rPr/>
           </w:pPr>
-          <w:hyperlink w:anchor="__RefHeading___Toc11269_3672760668">
+          <w:hyperlink w:anchor="__RefHeading___Toc11320_4122350189">
             <w:r>
               <w:rPr>
                 <w:webHidden/>
@@ -261,7 +261,7 @@
             </w:tabs>
             <w:rPr/>
           </w:pPr>
-          <w:hyperlink w:anchor="__RefHeading___Toc11271_3672760668">
+          <w:hyperlink w:anchor="__RefHeading___Toc11322_4122350189">
             <w:r>
               <w:rPr>
                 <w:webHidden/>
@@ -282,7 +282,7 @@
             </w:tabs>
             <w:rPr/>
           </w:pPr>
-          <w:hyperlink w:anchor="__RefHeading___Toc11273_3672760668">
+          <w:hyperlink w:anchor="__RefHeading___Toc11324_4122350189">
             <w:r>
               <w:rPr>
                 <w:webHidden/>
@@ -303,7 +303,7 @@
             </w:tabs>
             <w:rPr/>
           </w:pPr>
-          <w:hyperlink w:anchor="__RefHeading___Toc11275_3672760668">
+          <w:hyperlink w:anchor="__RefHeading___Toc11326_4122350189">
             <w:r>
               <w:rPr>
                 <w:webHidden/>
@@ -324,7 +324,7 @@
             </w:tabs>
             <w:rPr/>
           </w:pPr>
-          <w:hyperlink w:anchor="__RefHeading___Toc11277_3672760668">
+          <w:hyperlink w:anchor="__RefHeading___Toc11328_4122350189">
             <w:r>
               <w:rPr>
                 <w:webHidden/>
@@ -345,7 +345,7 @@
             </w:tabs>
             <w:rPr/>
           </w:pPr>
-          <w:hyperlink w:anchor="__RefHeading___Toc11279_3672760668">
+          <w:hyperlink w:anchor="__RefHeading___Toc11330_4122350189">
             <w:r>
               <w:rPr>
                 <w:webHidden/>
@@ -366,7 +366,7 @@
             </w:tabs>
             <w:rPr/>
           </w:pPr>
-          <w:hyperlink w:anchor="__RefHeading___Toc11281_3672760668">
+          <w:hyperlink w:anchor="__RefHeading___Toc11332_4122350189">
             <w:r>
               <w:rPr>
                 <w:webHidden/>
@@ -387,7 +387,7 @@
             </w:tabs>
             <w:rPr/>
           </w:pPr>
-          <w:hyperlink w:anchor="__RefHeading___Toc11283_3672760668">
+          <w:hyperlink w:anchor="__RefHeading___Toc11334_4122350189">
             <w:r>
               <w:rPr>
                 <w:webHidden/>
@@ -435,7 +435,7 @@
         <w:spacing w:before="0" w:after="120"/>
         <w:rPr/>
       </w:pPr>
-      <w:bookmarkStart w:id="0" w:name="__RefHeading___Toc11261_3672760668"/>
+      <w:bookmarkStart w:id="0" w:name="__RefHeading___Toc11312_4122350189"/>
       <w:bookmarkStart w:id="1" w:name="scopo"/>
       <w:bookmarkEnd w:id="0"/>
       <w:r>
@@ -637,7 +637,7 @@
         <w:pStyle w:val="Heading1"/>
         <w:rPr/>
       </w:pPr>
-      <w:bookmarkStart w:id="3" w:name="__RefHeading___Toc11263_3672760668"/>
+      <w:bookmarkStart w:id="3" w:name="__RefHeading___Toc11314_4122350189"/>
       <w:bookmarkStart w:id="4" w:name="metodo-di-esecuzione"/>
       <w:bookmarkEnd w:id="3"/>
       <w:r>
@@ -710,7 +710,7 @@
         <w:pStyle w:val="Heading2"/>
         <w:rPr/>
       </w:pPr>
-      <w:bookmarkStart w:id="5" w:name="__RefHeading___Toc11265_3672760668"/>
+      <w:bookmarkStart w:id="5" w:name="__RefHeading___Toc11316_4122350189"/>
       <w:bookmarkEnd w:id="5"/>
       <w:r>
         <w:rPr/>
@@ -1357,7 +1357,7 @@
         <w:pStyle w:val="Heading2"/>
         <w:rPr/>
       </w:pPr>
-      <w:bookmarkStart w:id="7" w:name="__RefHeading___Toc11267_3672760668"/>
+      <w:bookmarkStart w:id="7" w:name="__RefHeading___Toc11318_4122350189"/>
       <w:bookmarkEnd w:id="7"/>
       <w:r>
         <w:rPr/>
@@ -1422,7 +1422,7 @@
         <w:pStyle w:val="Heading1"/>
         <w:rPr/>
       </w:pPr>
-      <w:bookmarkStart w:id="8" w:name="__RefHeading___Toc11269_3672760668"/>
+      <w:bookmarkStart w:id="8" w:name="__RefHeading___Toc11320_4122350189"/>
       <w:bookmarkStart w:id="9" w:name="esito-complessivo"/>
       <w:bookmarkEnd w:id="8"/>
       <w:r>
@@ -1968,7 +1968,7 @@
         <w:pStyle w:val="Heading1"/>
         <w:rPr/>
       </w:pPr>
-      <w:bookmarkStart w:id="10" w:name="__RefHeading___Toc11271_3672760668"/>
+      <w:bookmarkStart w:id="10" w:name="__RefHeading___Toc11322_4122350189"/>
       <w:bookmarkEnd w:id="10"/>
       <w:r>
         <w:rPr/>
@@ -3217,7 +3217,7 @@
         <w:pStyle w:val="Heading1"/>
         <w:rPr/>
       </w:pPr>
-      <w:bookmarkStart w:id="12" w:name="__RefHeading___Toc11273_3672760668"/>
+      <w:bookmarkStart w:id="12" w:name="__RefHeading___Toc11324_4122350189"/>
       <w:bookmarkEnd w:id="12"/>
       <w:r>
         <w:rPr/>
@@ -4854,7 +4854,7 @@
         <w:pStyle w:val="Heading1"/>
         <w:rPr/>
       </w:pPr>
-      <w:bookmarkStart w:id="13" w:name="__RefHeading___Toc11275_3672760668"/>
+      <w:bookmarkStart w:id="13" w:name="__RefHeading___Toc11326_4122350189"/>
       <w:bookmarkEnd w:id="13"/>
       <w:r>
         <w:rPr/>
@@ -5647,7 +5647,7 @@
         <w:pStyle w:val="Heading1"/>
         <w:rPr/>
       </w:pPr>
-      <w:bookmarkStart w:id="14" w:name="__RefHeading___Toc11277_3672760668"/>
+      <w:bookmarkStart w:id="14" w:name="__RefHeading___Toc11328_4122350189"/>
       <w:bookmarkEnd w:id="14"/>
       <w:r>
         <w:rPr/>
@@ -6272,7 +6272,7 @@
         <w:pStyle w:val="Heading1"/>
         <w:rPr/>
       </w:pPr>
-      <w:bookmarkStart w:id="15" w:name="__RefHeading___Toc11279_3672760668"/>
+      <w:bookmarkStart w:id="15" w:name="__RefHeading___Toc11330_4122350189"/>
       <w:bookmarkStart w:id="16" w:name="output-di-npm-test"/>
       <w:bookmarkEnd w:id="15"/>
       <w:r>
@@ -6376,7 +6376,7 @@
         <w:pStyle w:val="Heading1"/>
         <w:rPr/>
       </w:pPr>
-      <w:bookmarkStart w:id="17" w:name="__RefHeading___Toc11281_3672760668"/>
+      <w:bookmarkStart w:id="17" w:name="__RefHeading___Toc11332_4122350189"/>
       <w:bookmarkStart w:id="18" w:name="anomalie-e-limiti-della-baseline"/>
       <w:bookmarkEnd w:id="17"/>
       <w:r>
@@ -6502,7 +6502,7 @@
         <w:pStyle w:val="Heading1"/>
         <w:rPr/>
       </w:pPr>
-      <w:bookmarkStart w:id="19" w:name="__RefHeading___Toc11283_3672760668"/>
+      <w:bookmarkStart w:id="19" w:name="__RefHeading___Toc11334_4122350189"/>
       <w:bookmarkStart w:id="20" w:name="conclusione"/>
       <w:bookmarkEnd w:id="19"/>
       <w:r>

--- a/deliverables/BiblioFlow-CR-BF-01-consegna-2026-10-13/documenti/03 - Report di esecuzione dei test pre-modifica.docx
+++ b/deliverables/BiblioFlow-CR-BF-01-consegna-2026-10-13/documenti/03 - Report di esecuzione dei test pre-modifica.docx
@@ -86,7 +86,7 @@
         <w:rPr>
           <w:rStyle w:val="VerbatimChar"/>
         </w:rPr>
-        <w:t>20efb4b</w:t>
+        <w:t>1730b23</w:t>
       </w:r>
     </w:p>
     <w:p>
@@ -156,7 +156,7 @@
             </w:rPr>
             <w:fldChar w:fldCharType="separate"/>
           </w:r>
-          <w:hyperlink w:anchor="__RefHeading___Toc11312_4122350189">
+          <w:hyperlink w:anchor="__RefHeading___Toc11347_2049021629">
             <w:r>
               <w:rPr>
                 <w:webHidden/>
@@ -177,7 +177,7 @@
             </w:tabs>
             <w:rPr/>
           </w:pPr>
-          <w:hyperlink w:anchor="__RefHeading___Toc11314_4122350189">
+          <w:hyperlink w:anchor="__RefHeading___Toc11349_2049021629">
             <w:r>
               <w:rPr>
                 <w:webHidden/>
@@ -198,7 +198,7 @@
             </w:tabs>
             <w:rPr/>
           </w:pPr>
-          <w:hyperlink w:anchor="__RefHeading___Toc11316_4122350189">
+          <w:hyperlink w:anchor="__RefHeading___Toc11351_2049021629">
             <w:r>
               <w:rPr>
                 <w:webHidden/>
@@ -219,7 +219,7 @@
             </w:tabs>
             <w:rPr/>
           </w:pPr>
-          <w:hyperlink w:anchor="__RefHeading___Toc11318_4122350189">
+          <w:hyperlink w:anchor="__RefHeading___Toc11353_2049021629">
             <w:r>
               <w:rPr>
                 <w:webHidden/>
@@ -240,7 +240,7 @@
             </w:tabs>
             <w:rPr/>
           </w:pPr>
-          <w:hyperlink w:anchor="__RefHeading___Toc11320_4122350189">
+          <w:hyperlink w:anchor="__RefHeading___Toc11355_2049021629">
             <w:r>
               <w:rPr>
                 <w:webHidden/>
@@ -261,7 +261,7 @@
             </w:tabs>
             <w:rPr/>
           </w:pPr>
-          <w:hyperlink w:anchor="__RefHeading___Toc11322_4122350189">
+          <w:hyperlink w:anchor="__RefHeading___Toc11357_2049021629">
             <w:r>
               <w:rPr>
                 <w:webHidden/>
@@ -282,7 +282,7 @@
             </w:tabs>
             <w:rPr/>
           </w:pPr>
-          <w:hyperlink w:anchor="__RefHeading___Toc11324_4122350189">
+          <w:hyperlink w:anchor="__RefHeading___Toc11359_2049021629">
             <w:r>
               <w:rPr>
                 <w:webHidden/>
@@ -303,7 +303,7 @@
             </w:tabs>
             <w:rPr/>
           </w:pPr>
-          <w:hyperlink w:anchor="__RefHeading___Toc11326_4122350189">
+          <w:hyperlink w:anchor="__RefHeading___Toc11361_2049021629">
             <w:r>
               <w:rPr>
                 <w:webHidden/>
@@ -324,7 +324,7 @@
             </w:tabs>
             <w:rPr/>
           </w:pPr>
-          <w:hyperlink w:anchor="__RefHeading___Toc11328_4122350189">
+          <w:hyperlink w:anchor="__RefHeading___Toc11363_2049021629">
             <w:r>
               <w:rPr>
                 <w:webHidden/>
@@ -345,7 +345,7 @@
             </w:tabs>
             <w:rPr/>
           </w:pPr>
-          <w:hyperlink w:anchor="__RefHeading___Toc11330_4122350189">
+          <w:hyperlink w:anchor="__RefHeading___Toc11365_2049021629">
             <w:r>
               <w:rPr>
                 <w:webHidden/>
@@ -366,7 +366,7 @@
             </w:tabs>
             <w:rPr/>
           </w:pPr>
-          <w:hyperlink w:anchor="__RefHeading___Toc11332_4122350189">
+          <w:hyperlink w:anchor="__RefHeading___Toc11367_2049021629">
             <w:r>
               <w:rPr>
                 <w:webHidden/>
@@ -387,7 +387,7 @@
             </w:tabs>
             <w:rPr/>
           </w:pPr>
-          <w:hyperlink w:anchor="__RefHeading___Toc11334_4122350189">
+          <w:hyperlink w:anchor="__RefHeading___Toc11369_2049021629">
             <w:r>
               <w:rPr>
                 <w:webHidden/>
@@ -435,7 +435,7 @@
         <w:spacing w:before="0" w:after="120"/>
         <w:rPr/>
       </w:pPr>
-      <w:bookmarkStart w:id="0" w:name="__RefHeading___Toc11312_4122350189"/>
+      <w:bookmarkStart w:id="0" w:name="__RefHeading___Toc11347_2049021629"/>
       <w:bookmarkStart w:id="1" w:name="scopo"/>
       <w:bookmarkEnd w:id="0"/>
       <w:r>
@@ -637,7 +637,7 @@
         <w:pStyle w:val="Heading1"/>
         <w:rPr/>
       </w:pPr>
-      <w:bookmarkStart w:id="3" w:name="__RefHeading___Toc11314_4122350189"/>
+      <w:bookmarkStart w:id="3" w:name="__RefHeading___Toc11349_2049021629"/>
       <w:bookmarkStart w:id="4" w:name="metodo-di-esecuzione"/>
       <w:bookmarkEnd w:id="3"/>
       <w:r>
@@ -710,7 +710,7 @@
         <w:pStyle w:val="Heading2"/>
         <w:rPr/>
       </w:pPr>
-      <w:bookmarkStart w:id="5" w:name="__RefHeading___Toc11316_4122350189"/>
+      <w:bookmarkStart w:id="5" w:name="__RefHeading___Toc11351_2049021629"/>
       <w:bookmarkEnd w:id="5"/>
       <w:r>
         <w:rPr/>
@@ -1357,7 +1357,7 @@
         <w:pStyle w:val="Heading2"/>
         <w:rPr/>
       </w:pPr>
-      <w:bookmarkStart w:id="7" w:name="__RefHeading___Toc11318_4122350189"/>
+      <w:bookmarkStart w:id="7" w:name="__RefHeading___Toc11353_2049021629"/>
       <w:bookmarkEnd w:id="7"/>
       <w:r>
         <w:rPr/>
@@ -1422,7 +1422,7 @@
         <w:pStyle w:val="Heading1"/>
         <w:rPr/>
       </w:pPr>
-      <w:bookmarkStart w:id="8" w:name="__RefHeading___Toc11320_4122350189"/>
+      <w:bookmarkStart w:id="8" w:name="__RefHeading___Toc11355_2049021629"/>
       <w:bookmarkStart w:id="9" w:name="esito-complessivo"/>
       <w:bookmarkEnd w:id="8"/>
       <w:r>
@@ -1968,7 +1968,7 @@
         <w:pStyle w:val="Heading1"/>
         <w:rPr/>
       </w:pPr>
-      <w:bookmarkStart w:id="10" w:name="__RefHeading___Toc11322_4122350189"/>
+      <w:bookmarkStart w:id="10" w:name="__RefHeading___Toc11357_2049021629"/>
       <w:bookmarkEnd w:id="10"/>
       <w:r>
         <w:rPr/>
@@ -3217,7 +3217,7 @@
         <w:pStyle w:val="Heading1"/>
         <w:rPr/>
       </w:pPr>
-      <w:bookmarkStart w:id="12" w:name="__RefHeading___Toc11324_4122350189"/>
+      <w:bookmarkStart w:id="12" w:name="__RefHeading___Toc11359_2049021629"/>
       <w:bookmarkEnd w:id="12"/>
       <w:r>
         <w:rPr/>
@@ -4854,7 +4854,7 @@
         <w:pStyle w:val="Heading1"/>
         <w:rPr/>
       </w:pPr>
-      <w:bookmarkStart w:id="13" w:name="__RefHeading___Toc11326_4122350189"/>
+      <w:bookmarkStart w:id="13" w:name="__RefHeading___Toc11361_2049021629"/>
       <w:bookmarkEnd w:id="13"/>
       <w:r>
         <w:rPr/>
@@ -5647,7 +5647,7 @@
         <w:pStyle w:val="Heading1"/>
         <w:rPr/>
       </w:pPr>
-      <w:bookmarkStart w:id="14" w:name="__RefHeading___Toc11328_4122350189"/>
+      <w:bookmarkStart w:id="14" w:name="__RefHeading___Toc11363_2049021629"/>
       <w:bookmarkEnd w:id="14"/>
       <w:r>
         <w:rPr/>
@@ -6272,7 +6272,7 @@
         <w:pStyle w:val="Heading1"/>
         <w:rPr/>
       </w:pPr>
-      <w:bookmarkStart w:id="15" w:name="__RefHeading___Toc11330_4122350189"/>
+      <w:bookmarkStart w:id="15" w:name="__RefHeading___Toc11365_2049021629"/>
       <w:bookmarkStart w:id="16" w:name="output-di-npm-test"/>
       <w:bookmarkEnd w:id="15"/>
       <w:r>
@@ -6376,7 +6376,7 @@
         <w:pStyle w:val="Heading1"/>
         <w:rPr/>
       </w:pPr>
-      <w:bookmarkStart w:id="17" w:name="__RefHeading___Toc11332_4122350189"/>
+      <w:bookmarkStart w:id="17" w:name="__RefHeading___Toc11367_2049021629"/>
       <w:bookmarkStart w:id="18" w:name="anomalie-e-limiti-della-baseline"/>
       <w:bookmarkEnd w:id="17"/>
       <w:r>
@@ -6502,7 +6502,7 @@
         <w:pStyle w:val="Heading1"/>
         <w:rPr/>
       </w:pPr>
-      <w:bookmarkStart w:id="19" w:name="__RefHeading___Toc11334_4122350189"/>
+      <w:bookmarkStart w:id="19" w:name="__RefHeading___Toc11369_2049021629"/>
       <w:bookmarkStart w:id="20" w:name="conclusione"/>
       <w:bookmarkEnd w:id="19"/>
       <w:r>

--- a/deliverables/BiblioFlow-CR-BF-01-consegna-2026-10-13/documenti/03 - Report di esecuzione dei test pre-modifica.docx
+++ b/deliverables/BiblioFlow-CR-BF-01-consegna-2026-10-13/documenti/03 - Report di esecuzione dei test pre-modifica.docx
@@ -86,7 +86,7 @@
         <w:rPr>
           <w:rStyle w:val="VerbatimChar"/>
         </w:rPr>
-        <w:t>066f198</w:t>
+        <w:t>1730b23</w:t>
       </w:r>
     </w:p>
     <w:p>
@@ -156,7 +156,7 @@
             </w:rPr>
             <w:fldChar w:fldCharType="separate"/>
           </w:r>
-          <w:hyperlink w:anchor="__RefHeading___Toc11261_3672760668">
+          <w:hyperlink w:anchor="__RefHeading___Toc11347_2049021629">
             <w:r>
               <w:rPr>
                 <w:webHidden/>
@@ -177,7 +177,7 @@
             </w:tabs>
             <w:rPr/>
           </w:pPr>
-          <w:hyperlink w:anchor="__RefHeading___Toc11263_3672760668">
+          <w:hyperlink w:anchor="__RefHeading___Toc11349_2049021629">
             <w:r>
               <w:rPr>
                 <w:webHidden/>
@@ -198,7 +198,7 @@
             </w:tabs>
             <w:rPr/>
           </w:pPr>
-          <w:hyperlink w:anchor="__RefHeading___Toc11265_3672760668">
+          <w:hyperlink w:anchor="__RefHeading___Toc11351_2049021629">
             <w:r>
               <w:rPr>
                 <w:webHidden/>
@@ -219,7 +219,7 @@
             </w:tabs>
             <w:rPr/>
           </w:pPr>
-          <w:hyperlink w:anchor="__RefHeading___Toc11267_3672760668">
+          <w:hyperlink w:anchor="__RefHeading___Toc11353_2049021629">
             <w:r>
               <w:rPr>
                 <w:webHidden/>
@@ -240,7 +240,7 @@
             </w:tabs>
             <w:rPr/>
           </w:pPr>
-          <w:hyperlink w:anchor="__RefHeading___Toc11269_3672760668">
+          <w:hyperlink w:anchor="__RefHeading___Toc11355_2049021629">
             <w:r>
               <w:rPr>
                 <w:webHidden/>
@@ -261,7 +261,7 @@
             </w:tabs>
             <w:rPr/>
           </w:pPr>
-          <w:hyperlink w:anchor="__RefHeading___Toc11271_3672760668">
+          <w:hyperlink w:anchor="__RefHeading___Toc11357_2049021629">
             <w:r>
               <w:rPr>
                 <w:webHidden/>
@@ -282,7 +282,7 @@
             </w:tabs>
             <w:rPr/>
           </w:pPr>
-          <w:hyperlink w:anchor="__RefHeading___Toc11273_3672760668">
+          <w:hyperlink w:anchor="__RefHeading___Toc11359_2049021629">
             <w:r>
               <w:rPr>
                 <w:webHidden/>
@@ -303,7 +303,7 @@
             </w:tabs>
             <w:rPr/>
           </w:pPr>
-          <w:hyperlink w:anchor="__RefHeading___Toc11275_3672760668">
+          <w:hyperlink w:anchor="__RefHeading___Toc11361_2049021629">
             <w:r>
               <w:rPr>
                 <w:webHidden/>
@@ -324,7 +324,7 @@
             </w:tabs>
             <w:rPr/>
           </w:pPr>
-          <w:hyperlink w:anchor="__RefHeading___Toc11277_3672760668">
+          <w:hyperlink w:anchor="__RefHeading___Toc11363_2049021629">
             <w:r>
               <w:rPr>
                 <w:webHidden/>
@@ -345,7 +345,7 @@
             </w:tabs>
             <w:rPr/>
           </w:pPr>
-          <w:hyperlink w:anchor="__RefHeading___Toc11279_3672760668">
+          <w:hyperlink w:anchor="__RefHeading___Toc11365_2049021629">
             <w:r>
               <w:rPr>
                 <w:webHidden/>
@@ -366,7 +366,7 @@
             </w:tabs>
             <w:rPr/>
           </w:pPr>
-          <w:hyperlink w:anchor="__RefHeading___Toc11281_3672760668">
+          <w:hyperlink w:anchor="__RefHeading___Toc11367_2049021629">
             <w:r>
               <w:rPr>
                 <w:webHidden/>
@@ -387,7 +387,7 @@
             </w:tabs>
             <w:rPr/>
           </w:pPr>
-          <w:hyperlink w:anchor="__RefHeading___Toc11283_3672760668">
+          <w:hyperlink w:anchor="__RefHeading___Toc11369_2049021629">
             <w:r>
               <w:rPr>
                 <w:webHidden/>
@@ -435,7 +435,7 @@
         <w:spacing w:before="0" w:after="120"/>
         <w:rPr/>
       </w:pPr>
-      <w:bookmarkStart w:id="0" w:name="__RefHeading___Toc11261_3672760668"/>
+      <w:bookmarkStart w:id="0" w:name="__RefHeading___Toc11347_2049021629"/>
       <w:bookmarkStart w:id="1" w:name="scopo"/>
       <w:bookmarkEnd w:id="0"/>
       <w:r>
@@ -637,7 +637,7 @@
         <w:pStyle w:val="Heading1"/>
         <w:rPr/>
       </w:pPr>
-      <w:bookmarkStart w:id="3" w:name="__RefHeading___Toc11263_3672760668"/>
+      <w:bookmarkStart w:id="3" w:name="__RefHeading___Toc11349_2049021629"/>
       <w:bookmarkStart w:id="4" w:name="metodo-di-esecuzione"/>
       <w:bookmarkEnd w:id="3"/>
       <w:r>
@@ -710,7 +710,7 @@
         <w:pStyle w:val="Heading2"/>
         <w:rPr/>
       </w:pPr>
-      <w:bookmarkStart w:id="5" w:name="__RefHeading___Toc11265_3672760668"/>
+      <w:bookmarkStart w:id="5" w:name="__RefHeading___Toc11351_2049021629"/>
       <w:bookmarkEnd w:id="5"/>
       <w:r>
         <w:rPr/>
@@ -1357,7 +1357,7 @@
         <w:pStyle w:val="Heading2"/>
         <w:rPr/>
       </w:pPr>
-      <w:bookmarkStart w:id="7" w:name="__RefHeading___Toc11267_3672760668"/>
+      <w:bookmarkStart w:id="7" w:name="__RefHeading___Toc11353_2049021629"/>
       <w:bookmarkEnd w:id="7"/>
       <w:r>
         <w:rPr/>
@@ -1422,7 +1422,7 @@
         <w:pStyle w:val="Heading1"/>
         <w:rPr/>
       </w:pPr>
-      <w:bookmarkStart w:id="8" w:name="__RefHeading___Toc11269_3672760668"/>
+      <w:bookmarkStart w:id="8" w:name="__RefHeading___Toc11355_2049021629"/>
       <w:bookmarkStart w:id="9" w:name="esito-complessivo"/>
       <w:bookmarkEnd w:id="8"/>
       <w:r>
@@ -1968,7 +1968,7 @@
         <w:pStyle w:val="Heading1"/>
         <w:rPr/>
       </w:pPr>
-      <w:bookmarkStart w:id="10" w:name="__RefHeading___Toc11271_3672760668"/>
+      <w:bookmarkStart w:id="10" w:name="__RefHeading___Toc11357_2049021629"/>
       <w:bookmarkEnd w:id="10"/>
       <w:r>
         <w:rPr/>
@@ -3217,7 +3217,7 @@
         <w:pStyle w:val="Heading1"/>
         <w:rPr/>
       </w:pPr>
-      <w:bookmarkStart w:id="12" w:name="__RefHeading___Toc11273_3672760668"/>
+      <w:bookmarkStart w:id="12" w:name="__RefHeading___Toc11359_2049021629"/>
       <w:bookmarkEnd w:id="12"/>
       <w:r>
         <w:rPr/>
@@ -4854,7 +4854,7 @@
         <w:pStyle w:val="Heading1"/>
         <w:rPr/>
       </w:pPr>
-      <w:bookmarkStart w:id="13" w:name="__RefHeading___Toc11275_3672760668"/>
+      <w:bookmarkStart w:id="13" w:name="__RefHeading___Toc11361_2049021629"/>
       <w:bookmarkEnd w:id="13"/>
       <w:r>
         <w:rPr/>
@@ -5647,7 +5647,7 @@
         <w:pStyle w:val="Heading1"/>
         <w:rPr/>
       </w:pPr>
-      <w:bookmarkStart w:id="14" w:name="__RefHeading___Toc11277_3672760668"/>
+      <w:bookmarkStart w:id="14" w:name="__RefHeading___Toc11363_2049021629"/>
       <w:bookmarkEnd w:id="14"/>
       <w:r>
         <w:rPr/>
@@ -6272,7 +6272,7 @@
         <w:pStyle w:val="Heading1"/>
         <w:rPr/>
       </w:pPr>
-      <w:bookmarkStart w:id="15" w:name="__RefHeading___Toc11279_3672760668"/>
+      <w:bookmarkStart w:id="15" w:name="__RefHeading___Toc11365_2049021629"/>
       <w:bookmarkStart w:id="16" w:name="output-di-npm-test"/>
       <w:bookmarkEnd w:id="15"/>
       <w:r>
@@ -6376,7 +6376,7 @@
         <w:pStyle w:val="Heading1"/>
         <w:rPr/>
       </w:pPr>
-      <w:bookmarkStart w:id="17" w:name="__RefHeading___Toc11281_3672760668"/>
+      <w:bookmarkStart w:id="17" w:name="__RefHeading___Toc11367_2049021629"/>
       <w:bookmarkStart w:id="18" w:name="anomalie-e-limiti-della-baseline"/>
       <w:bookmarkEnd w:id="17"/>
       <w:r>
@@ -6502,7 +6502,7 @@
         <w:pStyle w:val="Heading1"/>
         <w:rPr/>
       </w:pPr>
-      <w:bookmarkStart w:id="19" w:name="__RefHeading___Toc11283_3672760668"/>
+      <w:bookmarkStart w:id="19" w:name="__RefHeading___Toc11369_2049021629"/>
       <w:bookmarkStart w:id="20" w:name="conclusione"/>
       <w:bookmarkEnd w:id="19"/>
       <w:r>
